--- a/eu-gmp-rag/ausgabe/Tierarzneimittel DVO (EU) 2025-2091 GMP (6 von 7) Anhang V-VIII QUALIFIZIERUNG UND VALIDIERUNG, MUSTER.docx
+++ b/eu-gmp-rag/ausgabe/Tierarzneimittel DVO (EU) 2025-2091 GMP (6 von 7) Anhang V-VIII QUALIFIZIERUNG UND VALIDIERUNG, MUSTER.docx
@@ -1334,15 +1334,7 @@
         <w:pStyle w:val="Heading1"/>
       </w:pPr>
       <w:r>
-        <w:t>ANHANG VIII</w:t>
-      </w:r>
-    </w:p>
-    <w:p>
-      <w:pPr>
-        <w:pStyle w:val="Heading2"/>
-      </w:pPr>
-      <w:r>
-        <w:t>I. Muster für die Bestätigung der Teilherstellung</w:t>
+        <w:t>ANHANG VIII I. Muster für die Bestätigung der Teilherstellung</w:t>
       </w:r>
     </w:p>
     <w:p>
